--- a/Mapped Curriculum Lesson - Supplemental Material/Grade 7/Lesson 20 - Reliable Menus/Reliable Menus - Concept Sheet.docx
+++ b/Mapped Curriculum Lesson - Supplemental Material/Grade 7/Lesson 20 - Reliable Menus/Reliable Menus - Concept Sheet.docx
@@ -75,7 +75,7 @@
       </w:r>
       <w:r>
         <w:rPr>
-          <w:color w:val="1750EB"/>
+          <w:color w:val="C45E00"/>
           <w:sz w:val="28"/>
           <w:szCs w:val="28"/>
         </w:rPr>
@@ -140,7 +140,7 @@
         <w:rPr>
           <w:sz w:val="28"/>
           <w:szCs w:val="28"/>
-          <w:color w:val="1750EB"/>
+          <w:color w:val="C45E00"/>
         </w:rPr>
         <w:t>while</w:t>
       </w:r>
@@ -173,7 +173,7 @@
         <w:rPr>
           <w:sz w:val="28"/>
           <w:szCs w:val="28"/>
-          <w:color w:val="1750EB"/>
+          <w:color w:val="C45E00"/>
         </w:rPr>
         <w:t>True</w:t>
       </w:r>
@@ -257,7 +257,7 @@
         <w:rPr>
           <w:sz w:val="28"/>
           <w:szCs w:val="28"/>
-          <w:color w:val="1750EB"/>
+          <w:color w:val="C45E00"/>
         </w:rPr>
         <w:t>False</w:t>
       </w:r>
@@ -322,7 +322,7 @@
       </w:pPr>
       <w:r>
         <w:rPr>
-          <w:color w:val="1750EB"/>
+          <w:color w:val="C45E00"/>
           <w:sz w:val="28"/>
           <w:szCs w:val="28"/>
         </w:rPr>
@@ -430,7 +430,7 @@
       </w:pPr>
       <w:r>
         <w:rPr>
-          <w:color w:val="1750EB"/>
+          <w:color w:val="C45E00"/>
           <w:sz w:val="28"/>
           <w:szCs w:val="28"/>
         </w:rPr>
@@ -446,7 +446,7 @@
       </w:r>
       <w:r>
         <w:rPr>
-          <w:color w:val="1750EB"/>
+          <w:color w:val="C45E00"/>
           <w:sz w:val="28"/>
           <w:szCs w:val="28"/>
         </w:rPr>
@@ -462,7 +462,7 @@
       </w:r>
       <w:r>
         <w:rPr>
-          <w:color w:val="1750EB"/>
+          <w:color w:val="C45E00"/>
           <w:sz w:val="28"/>
           <w:szCs w:val="28"/>
         </w:rPr>
@@ -478,7 +478,7 @@
       </w:r>
       <w:r>
         <w:rPr>
-          <w:color w:val="1750EB"/>
+          <w:color w:val="C45E00"/>
           <w:sz w:val="28"/>
           <w:szCs w:val="28"/>
         </w:rPr>
